--- a/סיכום.docx
+++ b/סיכום.docx
@@ -327,7 +327,27 @@
           <w:sz w:val="14"/>
           <w:szCs w:val="14"/>
         </w:rPr>
-        <w:t>MINI 5.8G FPV 48CH 25mW Transmitter VTX-CAM with 600TVL 120 degree AIO Camera for RC Drone Parts</w:t>
+        <w:t xml:space="preserve">MINI 5.8G FPV 48CH 25mW Transmitter VTX-CAM with 600TVL </w:t>
+      </w:r>
+      <w:proofErr w:type="gramStart"/>
+      <w:r>
+        <w:rPr>
+          <w:rFonts w:ascii="Open Sans" w:hAnsi="Open Sans" w:cs="Open Sans"/>
+          <w:color w:val="000000"/>
+          <w:sz w:val="14"/>
+          <w:szCs w:val="14"/>
+        </w:rPr>
+        <w:t>120 degree</w:t>
+      </w:r>
+      <w:proofErr w:type="gramEnd"/>
+      <w:r>
+        <w:rPr>
+          <w:rFonts w:ascii="Open Sans" w:hAnsi="Open Sans" w:cs="Open Sans"/>
+          <w:color w:val="000000"/>
+          <w:sz w:val="14"/>
+          <w:szCs w:val="14"/>
+        </w:rPr>
+        <w:t xml:space="preserve"> AIO Camera for RC Drone Parts</w:t>
       </w:r>
     </w:p>
     <w:p>
@@ -1680,6 +1700,7 @@
         </w:rPr>
         <w:t>70308</w:t>
       </w:r>
+      <w:proofErr w:type="gramStart"/>
       <w:r>
         <w:rPr>
           <w:rFonts w:cs="Arial"/>
@@ -1701,6 +1722,7 @@
         </w:rPr>
         <w:tab/>
       </w:r>
+      <w:proofErr w:type="gramEnd"/>
       <w:r>
         <w:rPr>
           <w:rFonts w:cs="Arial"/>
@@ -1840,14 +1862,7 @@
           <w:rFonts w:hint="cs"/>
           <w:rtl/>
         </w:rPr>
-        <w:t xml:space="preserve">) .הקטר צהוב </w:t>
-      </w:r>
-      <w:r>
-        <w:rPr>
-          <w:rFonts w:hint="cs"/>
-          <w:rtl/>
-        </w:rPr>
-        <w:t>יצא מהפסים בגלל בעיה מכנית.</w:t>
+        <w:t>) .הקטר צהוב יצא מהפסים בגלל בעיה מכנית.</w:t>
       </w:r>
     </w:p>
     <w:p>
@@ -2018,6 +2033,7 @@
               </w:rPr>
               <w:t>-</w:t>
             </w:r>
+            <w:proofErr w:type="spellStart"/>
             <w:r>
               <w:rPr>
                 <w:rFonts w:eastAsia="Calibri" w:cs="Arial" w:hint="cs"/>
@@ -2030,6 +2046,7 @@
               </w:rPr>
               <w:t>tepDown</w:t>
             </w:r>
+            <w:proofErr w:type="spellEnd"/>
           </w:p>
         </w:tc>
         <w:tc>
@@ -2058,6 +2075,7 @@
               </w:rPr>
               <w:t xml:space="preserve">- </w:t>
             </w:r>
+            <w:proofErr w:type="spellStart"/>
             <w:r>
               <w:rPr>
                 <w:rFonts w:eastAsia="Calibri" w:cs="Arial" w:hint="cs"/>
@@ -2070,6 +2088,7 @@
               </w:rPr>
               <w:t>tepDown</w:t>
             </w:r>
+            <w:proofErr w:type="spellEnd"/>
           </w:p>
         </w:tc>
       </w:tr>
@@ -2551,6 +2570,68 @@
       <w:pPr>
         <w:rPr>
           <w:rFonts w:cs="Arial"/>
+          <w:b/>
+          <w:bCs/>
+          <w:u w:val="single"/>
+          <w:rtl/>
+        </w:rPr>
+      </w:pPr>
+      <w:r>
+        <w:rPr>
+          <w:rFonts w:cs="Arial" w:hint="cs"/>
+          <w:b/>
+          <w:bCs/>
+          <w:u w:val="single"/>
+          <w:rtl/>
+        </w:rPr>
+        <w:t>07/05/2026</w:t>
+      </w:r>
+    </w:p>
+    <w:p>
+      <w:pPr>
+        <w:rPr>
+          <w:rFonts w:cs="Arial" w:hint="cs"/>
+          <w:rtl/>
+        </w:rPr>
+      </w:pPr>
+      <w:r>
+        <w:rPr>
+          <w:rFonts w:cs="Arial" w:hint="cs"/>
+          <w:rtl/>
+        </w:rPr>
+        <w:t xml:space="preserve">הותקן מחברים עבור חיצוני/פנימי 3. כמו כן נראה לאחר בדיקה שקטר </w:t>
+      </w:r>
+      <w:r>
+        <w:rPr>
+          <w:rFonts w:cs="Arial" w:hint="cs"/>
+        </w:rPr>
+        <w:t>20215</w:t>
+      </w:r>
+      <w:r>
+        <w:rPr>
+          <w:rFonts w:cs="Arial" w:hint="cs"/>
+          <w:rtl/>
+        </w:rPr>
+        <w:t xml:space="preserve"> נוסע לאט על שתי המסילות לעומת קטר </w:t>
+      </w:r>
+      <w:r>
+        <w:rPr>
+          <w:rFonts w:cs="Arial" w:hint="cs"/>
+        </w:rPr>
+        <w:t>70308</w:t>
+      </w:r>
+      <w:r>
+        <w:rPr>
+          <w:rFonts w:cs="Arial" w:hint="cs"/>
+          <w:rtl/>
+        </w:rPr>
+        <w:t>. והוא הוצא מהמוצג להמשך בדיקה.</w:t>
+      </w:r>
+    </w:p>
+    <w:p>
+      <w:pPr>
+        <w:rPr>
+          <w:rFonts w:cs="Arial"/>
           <w:rtl/>
         </w:rPr>
       </w:pPr>
@@ -2559,8 +2640,8 @@
           <w:noProof/>
         </w:rPr>
         <w:drawing>
-          <wp:inline distT="0" distB="0" distL="0" distR="0" wp14:anchorId="5540A459" wp14:editId="7F80847E">
-            <wp:extent cx="5949950" cy="8212109"/>
+          <wp:inline distT="0" distB="0" distL="0" distR="0" wp14:anchorId="5540A459" wp14:editId="620B9969">
+            <wp:extent cx="5279890" cy="7287293"/>
             <wp:effectExtent l="0" t="0" r="0" b="0"/>
             <wp:docPr id="14" name="Picture 14"/>
             <wp:cNvGraphicFramePr>
@@ -2589,7 +2670,7 @@
                   <pic:spPr bwMode="auto">
                     <a:xfrm>
                       <a:off x="0" y="0"/>
-                      <a:ext cx="5949950" cy="8212109"/>
+                      <a:ext cx="5284694" cy="7293924"/>
                     </a:xfrm>
                     <a:prstGeom prst="rect">
                       <a:avLst/>
@@ -2817,25 +2898,7 @@
           <w:bCs/>
           <w:rtl/>
         </w:rPr>
-        <w:t>במסלול ה</w:t>
-      </w:r>
-      <w:r>
-        <w:rPr>
-          <w:rFonts w:cs="Arial" w:hint="cs"/>
-          <w:b/>
-          <w:bCs/>
-          <w:rtl/>
-        </w:rPr>
-        <w:t>חיצונ</w:t>
-      </w:r>
-      <w:r>
-        <w:rPr>
-          <w:rFonts w:cs="Arial" w:hint="cs"/>
-          <w:b/>
-          <w:bCs/>
-          <w:rtl/>
-        </w:rPr>
-        <w:t>י</w:t>
+        <w:t>במסלול החיצוני</w:t>
       </w:r>
       <w:r>
         <w:rPr>
@@ -3079,56 +3142,56 @@
     <w:p>
       <w:pPr>
         <w:rPr>
+          <w:rFonts w:cs="Arial"/>
+          <w:rtl/>
+        </w:rPr>
+      </w:pPr>
+      <w:r>
+        <w:rPr>
           <w:rFonts w:cs="Arial" w:hint="cs"/>
           <w:rtl/>
         </w:rPr>
-      </w:pPr>
+        <w:t>הקטרים רצי</w:t>
+      </w:r>
       <w:r>
         <w:rPr>
           <w:rFonts w:cs="Arial" w:hint="cs"/>
           <w:rtl/>
         </w:rPr>
-        <w:t>הקטרים רצי</w:t>
+        <w:t>ם</w:t>
       </w:r>
       <w:r>
         <w:rPr>
           <w:rFonts w:cs="Arial" w:hint="cs"/>
           <w:rtl/>
         </w:rPr>
-        <w:t>ם</w:t>
+        <w:t xml:space="preserve"> נגד כיוון השעון כאשר הגדרנו ש </w:t>
+      </w:r>
+      <w:r>
+        <w:rPr>
+          <w:rFonts w:cs="Arial"/>
+        </w:rPr>
+        <w:t>V+</w:t>
       </w:r>
       <w:r>
         <w:rPr>
           <w:rFonts w:cs="Arial" w:hint="cs"/>
           <w:rtl/>
         </w:rPr>
-        <w:t xml:space="preserve"> נגד כיוון השעון כאשר הגדרנו ש </w:t>
-      </w:r>
-      <w:r>
-        <w:rPr>
-          <w:rFonts w:cs="Arial"/>
-        </w:rPr>
-        <w:t>V+</w:t>
+        <w:t xml:space="preserve"> מתחבר לפס הפנימי</w:t>
       </w:r>
       <w:r>
         <w:rPr>
           <w:rFonts w:cs="Arial" w:hint="cs"/>
           <w:rtl/>
         </w:rPr>
-        <w:t xml:space="preserve"> מתחבר לפס הפנימי</w:t>
+        <w:t xml:space="preserve"> של כל מסלול</w:t>
       </w:r>
       <w:r>
         <w:rPr>
           <w:rFonts w:cs="Arial" w:hint="cs"/>
           <w:rtl/>
         </w:rPr>
-        <w:t xml:space="preserve"> של כל מסלול</w:t>
-      </w:r>
-      <w:r>
-        <w:rPr>
-          <w:rFonts w:cs="Arial" w:hint="cs"/>
-          <w:rtl/>
-        </w:rPr>
         <w:t>.</w:t>
       </w:r>
       <w:r>
@@ -3138,7 +3201,6 @@
     <w:p>
       <w:pPr>
         <w:rPr>
-          <w:rFonts w:hint="cs"/>
           <w:b/>
           <w:bCs/>
           <w:noProof/>
@@ -3530,14 +3592,7 @@
           <w:rFonts w:cs="Arial" w:hint="cs"/>
           <w:rtl/>
         </w:rPr>
-        <w:t xml:space="preserve">פנימי </w:t>
-      </w:r>
-      <w:r>
-        <w:rPr>
-          <w:rFonts w:cs="Arial" w:hint="cs"/>
-          <w:rtl/>
-        </w:rPr>
-        <w:t>2</w:t>
+        <w:t>פנימי 2</w:t>
       </w:r>
     </w:p>
     <w:p>
@@ -3548,22 +3603,15 @@
           <w:numId w:val="8"/>
         </w:numPr>
         <w:rPr>
+          <w:rFonts w:cs="Arial"/>
+        </w:rPr>
+      </w:pPr>
+      <w:r>
+        <w:rPr>
           <w:rFonts w:cs="Arial" w:hint="cs"/>
-        </w:rPr>
-      </w:pPr>
-      <w:r>
-        <w:rPr>
-          <w:rFonts w:cs="Arial" w:hint="cs"/>
-          <w:rtl/>
-        </w:rPr>
-        <w:t xml:space="preserve">חיצוני </w:t>
-      </w:r>
-      <w:r>
-        <w:rPr>
-          <w:rFonts w:cs="Arial" w:hint="cs"/>
-          <w:rtl/>
-        </w:rPr>
-        <w:t>2</w:t>
+          <w:rtl/>
+        </w:rPr>
+        <w:t>חיצוני 2</w:t>
       </w:r>
     </w:p>
     <w:p>
@@ -3582,14 +3630,7 @@
           <w:rFonts w:cs="Arial" w:hint="cs"/>
           <w:rtl/>
         </w:rPr>
-        <w:t xml:space="preserve">פנימי </w:t>
-      </w:r>
-      <w:r>
-        <w:rPr>
-          <w:rFonts w:cs="Arial" w:hint="cs"/>
-          <w:rtl/>
-        </w:rPr>
-        <w:t>3</w:t>
+        <w:t>פנימי 3</w:t>
       </w:r>
     </w:p>
     <w:p>
@@ -3600,22 +3641,15 @@
           <w:numId w:val="11"/>
         </w:numPr>
         <w:rPr>
+          <w:rFonts w:cs="Arial"/>
+        </w:rPr>
+      </w:pPr>
+      <w:r>
+        <w:rPr>
           <w:rFonts w:cs="Arial" w:hint="cs"/>
-        </w:rPr>
-      </w:pPr>
-      <w:r>
-        <w:rPr>
-          <w:rFonts w:cs="Arial" w:hint="cs"/>
-          <w:rtl/>
-        </w:rPr>
-        <w:t xml:space="preserve">חיצוני </w:t>
-      </w:r>
-      <w:r>
-        <w:rPr>
-          <w:rFonts w:cs="Arial" w:hint="cs"/>
-          <w:rtl/>
-        </w:rPr>
-        <w:t>3</w:t>
+          <w:rtl/>
+        </w:rPr>
+        <w:t>חיצוני 3</w:t>
       </w:r>
     </w:p>
     <w:p>
@@ -3634,14 +3668,7 @@
           <w:rFonts w:cs="Arial" w:hint="cs"/>
           <w:rtl/>
         </w:rPr>
-        <w:t xml:space="preserve">פנימי </w:t>
-      </w:r>
-      <w:r>
-        <w:rPr>
-          <w:rFonts w:cs="Arial" w:hint="cs"/>
-          <w:rtl/>
-        </w:rPr>
-        <w:t>4</w:t>
+        <w:t>פנימי 4</w:t>
       </w:r>
     </w:p>
     <w:p>
@@ -3652,22 +3679,15 @@
           <w:numId w:val="9"/>
         </w:numPr>
         <w:rPr>
+          <w:rFonts w:cs="Arial"/>
+        </w:rPr>
+      </w:pPr>
+      <w:r>
+        <w:rPr>
           <w:rFonts w:cs="Arial" w:hint="cs"/>
-        </w:rPr>
-      </w:pPr>
-      <w:r>
-        <w:rPr>
-          <w:rFonts w:cs="Arial" w:hint="cs"/>
-          <w:rtl/>
-        </w:rPr>
-        <w:t xml:space="preserve">חיצוני </w:t>
-      </w:r>
-      <w:r>
-        <w:rPr>
-          <w:rFonts w:cs="Arial" w:hint="cs"/>
-          <w:rtl/>
-        </w:rPr>
-        <w:t>4</w:t>
+          <w:rtl/>
+        </w:rPr>
+        <w:t>חיצוני 4</w:t>
       </w:r>
     </w:p>
     <w:p>
@@ -3764,7 +3784,7 @@
           <w:rFonts w:cs="Arial" w:hint="cs"/>
           <w:rtl/>
         </w:rPr>
-        <w:t xml:space="preserve"> (פנימי 2 פנימי 3 חיצוני 3)</w:t>
+        <w:t xml:space="preserve"> (פנימי 2)</w:t>
       </w:r>
     </w:p>
     <w:p>
@@ -3853,7 +3873,7 @@
     <w:p>
       <w:pPr>
         <w:rPr>
-          <w:rFonts w:cs="Arial" w:hint="cs"/>
+          <w:rFonts w:cs="Arial"/>
           <w:rtl/>
         </w:rPr>
       </w:pPr>
@@ -4013,7 +4033,7 @@
         <w:suppressAutoHyphens w:val="0"/>
         <w:spacing w:before="100" w:beforeAutospacing="1" w:after="100" w:afterAutospacing="1" w:line="240" w:lineRule="auto"/>
         <w:rPr>
-          <w:rFonts w:ascii="Times New Roman" w:eastAsia="Times New Roman" w:hAnsi="Times New Roman" w:cs="Times New Roman" w:hint="cs"/>
+          <w:rFonts w:ascii="Times New Roman" w:eastAsia="Times New Roman" w:hAnsi="Times New Roman" w:cs="Times New Roman"/>
           <w:sz w:val="24"/>
           <w:szCs w:val="24"/>
           <w:rtl/>
@@ -4023,7 +4043,7 @@
     <w:p>
       <w:pPr>
         <w:rPr>
-          <w:rFonts w:cs="Arial" w:hint="cs"/>
+          <w:rFonts w:cs="Arial"/>
           <w:rtl/>
         </w:rPr>
       </w:pPr>
@@ -4355,11 +4375,11 @@
   <w:abstractNum w:abstractNumId="2" w15:restartNumberingAfterBreak="0">
     <w:nsid w:val="2731384A"/>
     <w:multiLevelType w:val="hybridMultilevel"/>
-    <w:tmpl w:val="6B028782"/>
-    <w:lvl w:ilvl="0" w:tplc="0409000B">
-      <w:start w:val="1"/>
-      <w:numFmt w:val="bullet"/>
-      <w:lvlText w:val=""/>
+    <w:tmpl w:val="C43EF124"/>
+    <w:lvl w:ilvl="0" w:tplc="0409000D">
+      <w:start w:val="1"/>
+      <w:numFmt w:val="bullet"/>
+      <w:lvlText w:val=""/>
       <w:lvlJc w:val="left"/>
       <w:pPr>
         <w:ind w:left="720" w:hanging="360"/>
